--- a/docs/architecture/TGP-ARC-06 AI Governance.docx
+++ b/docs/architecture/TGP-ARC-06 AI Governance.docx
@@ -401,7 +401,7 @@
                                 <w:bCs/>
                                 <w:color w:val="1D74BA"/>
                               </w:rPr>
-                              <w:t xml:space="preserve">07 October 2026</w:t>
+                              <w:t xml:space="preserve">08 October 2026</w:t>
                             </w:r>
                           </w:p>
                         </w:txbxContent>
@@ -2784,7 +2784,7 @@
                 <w:sz w:val="16"/>
                 <w:szCs w:val="16"/>
               </w:rPr>
-              <w:t xml:space="preserve">07/10/2026</w:t>
+              <w:t xml:space="preserve">08/10/2026</w:t>
             </w:r>
           </w:p>
         </w:tc>
@@ -3129,6 +3129,64 @@
                 <w:sz w:val="16"/>
                 <w:szCs w:val="16"/>
               </w:rPr>
+              <w:t xml:space="preserve">ADR</w:t>
+            </w:r>
+          </w:p>
+        </w:tc>
+        <w:tc>
+          <w:tcPr>
+            <w:tcW w:w="7502" w:type="dxa"/>
+            <w:vAlign w:val="top"/>
+          </w:tcPr>
+          <w:p>
+            <w:pPr>
+              <w:spacing w:before="60"/>
+              <w:rPr>
+                <w:rFonts w:ascii="Segoe UI" w:eastAsia="Arial" w:hAnsi="Segoe UI" w:cs="Segoe UI"/>
+                <w:color w:val="101820"/>
+                <w:sz w:val="16"/>
+                <w:szCs w:val="16"/>
+              </w:rPr>
+            </w:pPr>
+            <w:r>
+              <w:rPr>
+                <w:rFonts w:ascii="Segoe UI" w:eastAsia="Arial" w:hAnsi="Segoe UI" w:cs="Segoe UI"/>
+                <w:color w:val="101820"/>
+                <w:sz w:val="16"/>
+                <w:szCs w:val="16"/>
+              </w:rPr>
+              <w:t xml:space="preserve">Architecture decision record</w:t>
+            </w:r>
+          </w:p>
+        </w:tc>
+      </w:tr>
+      <w:tr>
+        <w:trPr>
+          <w:cantSplit/>
+          <w:trHeight w:val="449"/>
+        </w:trPr>
+        <w:tc>
+          <w:tcPr>
+            <w:tcW w:w="1525" w:type="dxa"/>
+            <w:vAlign w:val="top"/>
+          </w:tcPr>
+          <w:p>
+            <w:pPr>
+              <w:spacing w:before="60"/>
+              <w:rPr>
+                <w:rFonts w:ascii="Segoe UI" w:eastAsia="Arial" w:hAnsi="Segoe UI" w:cs="Segoe UI"/>
+                <w:color w:val="101820"/>
+                <w:sz w:val="16"/>
+                <w:szCs w:val="16"/>
+              </w:rPr>
+            </w:pPr>
+            <w:r>
+              <w:rPr>
+                <w:rFonts w:ascii="Segoe UI" w:eastAsia="Arial" w:hAnsi="Segoe UI" w:cs="Segoe UI"/>
+                <w:color w:val="101820"/>
+                <w:sz w:val="16"/>
+                <w:szCs w:val="16"/>
+              </w:rPr>
               <w:t xml:space="preserve">AI</w:t>
             </w:r>
           </w:p>
@@ -3693,7 +3751,7 @@
         <w:pStyle w:val="FirstParagraph"/>
       </w:pPr>
       <w:r>
-        <w:t xml:space="preserve">Every automated component that affects customers: the voice assistant (dialogue, intent recognition and the vendor’s speech services), the lead score, next-best action and journey assignment, the inference of policy expiry and vehicle category, benefit selection, and any future language model or machine-learning model. Regulatory points are to be confirmed by TASCO legal.</w:t>
+        <w:t xml:space="preserve">Every automated component that affects customers: the voice assistant (dialogue, intent recognition and the vendor’s speech services), the lead score, next-best action and journey assignment, the inference of policy expiry and vehicle category, benefit selection, quick-renewal eligibility, and any future language model or machine-learning model. Regulatory points are to be confirmed by TASCO legal.</w:t>
       </w:r>
     </w:p>
     <w:p>
@@ -4141,11 +4199,11 @@
         <w:tblLook w:val="04A0" w:firstRow="1" w:lastRow="0" w:firstColumn="0" w:lastColumn="0" w:noHBand="0" w:noVBand="1"/>
       </w:tblPr>
       <w:tblGrid>
-        <w:gridCol w:w="1486"/>
-        <w:gridCol w:w="2170"/>
-        <w:gridCol w:w="2170"/>
-        <w:gridCol w:w="1600"/>
-        <w:gridCol w:w="1601"/>
+        <w:gridCol w:w="1672"/>
+        <w:gridCol w:w="2117"/>
+        <w:gridCol w:w="2117"/>
+        <w:gridCol w:w="1561"/>
+        <w:gridCol w:w="1560"/>
       </w:tblGrid>
       <w:tr>
         <w:trPr>
@@ -4154,7 +4212,7 @@
         </w:trPr>
         <w:tc>
           <w:tcPr>
-            <w:tcW w:w="1486" w:type="dxa"/>
+            <w:tcW w:w="1672" w:type="dxa"/>
             <w:shd w:val="clear" w:color="auto" w:fill="0F4761"/>
             <w:vAlign w:val="center"/>
           </w:tcPr>
@@ -4173,7 +4231,7 @@
         </w:tc>
         <w:tc>
           <w:tcPr>
-            <w:tcW w:w="2170" w:type="dxa"/>
+            <w:tcW w:w="2117" w:type="dxa"/>
             <w:shd w:val="clear" w:color="auto" w:fill="0F4761"/>
             <w:vAlign w:val="center"/>
           </w:tcPr>
@@ -4192,7 +4250,7 @@
         </w:tc>
         <w:tc>
           <w:tcPr>
-            <w:tcW w:w="2170" w:type="dxa"/>
+            <w:tcW w:w="2117" w:type="dxa"/>
             <w:shd w:val="clear" w:color="auto" w:fill="0F4761"/>
             <w:vAlign w:val="center"/>
           </w:tcPr>
@@ -4211,7 +4269,7 @@
         </w:tc>
         <w:tc>
           <w:tcPr>
-            <w:tcW w:w="1600" w:type="dxa"/>
+            <w:tcW w:w="1561" w:type="dxa"/>
             <w:shd w:val="clear" w:color="auto" w:fill="0F4761"/>
             <w:vAlign w:val="center"/>
           </w:tcPr>
@@ -4230,7 +4288,7 @@
         </w:tc>
         <w:tc>
           <w:tcPr>
-            <w:tcW w:w="1601" w:type="dxa"/>
+            <w:tcW w:w="1560" w:type="dxa"/>
             <w:shd w:val="clear" w:color="auto" w:fill="0F4761"/>
             <w:vAlign w:val="center"/>
           </w:tcPr>
@@ -4254,7 +4312,7 @@
         </w:trPr>
         <w:tc>
           <w:tcPr>
-            <w:tcW w:w="1486" w:type="dxa"/>
+            <w:tcW w:w="1672" w:type="dxa"/>
             <w:vAlign w:val="top"/>
           </w:tcPr>
           <w:p>
@@ -4269,7 +4327,7 @@
         </w:tc>
         <w:tc>
           <w:tcPr>
-            <w:tcW w:w="2170" w:type="dxa"/>
+            <w:tcW w:w="2117" w:type="dxa"/>
             <w:vAlign w:val="top"/>
           </w:tcPr>
           <w:p>
@@ -4284,7 +4342,7 @@
         </w:tc>
         <w:tc>
           <w:tcPr>
-            <w:tcW w:w="2170" w:type="dxa"/>
+            <w:tcW w:w="2117" w:type="dxa"/>
             <w:vAlign w:val="top"/>
           </w:tcPr>
           <w:p>
@@ -4299,7 +4357,7 @@
         </w:tc>
         <w:tc>
           <w:tcPr>
-            <w:tcW w:w="1600" w:type="dxa"/>
+            <w:tcW w:w="1561" w:type="dxa"/>
             <w:vAlign w:val="top"/>
           </w:tcPr>
           <w:p>
@@ -4314,7 +4372,7 @@
         </w:tc>
         <w:tc>
           <w:tcPr>
-            <w:tcW w:w="1601" w:type="dxa"/>
+            <w:tcW w:w="1560" w:type="dxa"/>
             <w:vAlign w:val="top"/>
           </w:tcPr>
           <w:p>
@@ -4334,7 +4392,7 @@
         </w:trPr>
         <w:tc>
           <w:tcPr>
-            <w:tcW w:w="1486" w:type="dxa"/>
+            <w:tcW w:w="1672" w:type="dxa"/>
             <w:shd w:val="clear" w:color="auto" w:fill="F4F7FB"/>
             <w:vAlign w:val="top"/>
           </w:tcPr>
@@ -4350,7 +4408,7 @@
         </w:tc>
         <w:tc>
           <w:tcPr>
-            <w:tcW w:w="2170" w:type="dxa"/>
+            <w:tcW w:w="2117" w:type="dxa"/>
             <w:shd w:val="clear" w:color="auto" w:fill="F4F7FB"/>
             <w:vAlign w:val="top"/>
           </w:tcPr>
@@ -4366,7 +4424,7 @@
         </w:tc>
         <w:tc>
           <w:tcPr>
-            <w:tcW w:w="2170" w:type="dxa"/>
+            <w:tcW w:w="2117" w:type="dxa"/>
             <w:shd w:val="clear" w:color="auto" w:fill="F4F7FB"/>
             <w:vAlign w:val="top"/>
           </w:tcPr>
@@ -4382,7 +4440,7 @@
         </w:tc>
         <w:tc>
           <w:tcPr>
-            <w:tcW w:w="1600" w:type="dxa"/>
+            <w:tcW w:w="1561" w:type="dxa"/>
             <w:shd w:val="clear" w:color="auto" w:fill="F4F7FB"/>
             <w:vAlign w:val="top"/>
           </w:tcPr>
@@ -4398,7 +4456,7 @@
         </w:tc>
         <w:tc>
           <w:tcPr>
-            <w:tcW w:w="1601" w:type="dxa"/>
+            <w:tcW w:w="1560" w:type="dxa"/>
             <w:shd w:val="clear" w:color="auto" w:fill="F4F7FB"/>
             <w:vAlign w:val="top"/>
           </w:tcPr>
@@ -4419,7 +4477,7 @@
         </w:trPr>
         <w:tc>
           <w:tcPr>
-            <w:tcW w:w="1486" w:type="dxa"/>
+            <w:tcW w:w="1672" w:type="dxa"/>
             <w:vAlign w:val="top"/>
           </w:tcPr>
           <w:p>
@@ -4434,7 +4492,7 @@
         </w:tc>
         <w:tc>
           <w:tcPr>
-            <w:tcW w:w="2170" w:type="dxa"/>
+            <w:tcW w:w="2117" w:type="dxa"/>
             <w:vAlign w:val="top"/>
           </w:tcPr>
           <w:p>
@@ -4449,7 +4507,7 @@
         </w:tc>
         <w:tc>
           <w:tcPr>
-            <w:tcW w:w="2170" w:type="dxa"/>
+            <w:tcW w:w="2117" w:type="dxa"/>
             <w:vAlign w:val="top"/>
           </w:tcPr>
           <w:p>
@@ -4464,7 +4522,7 @@
         </w:tc>
         <w:tc>
           <w:tcPr>
-            <w:tcW w:w="1600" w:type="dxa"/>
+            <w:tcW w:w="1561" w:type="dxa"/>
             <w:vAlign w:val="top"/>
           </w:tcPr>
           <w:p>
@@ -4479,7 +4537,7 @@
         </w:tc>
         <w:tc>
           <w:tcPr>
-            <w:tcW w:w="1601" w:type="dxa"/>
+            <w:tcW w:w="1560" w:type="dxa"/>
             <w:vAlign w:val="top"/>
           </w:tcPr>
           <w:p>
@@ -4499,7 +4557,7 @@
         </w:trPr>
         <w:tc>
           <w:tcPr>
-            <w:tcW w:w="1486" w:type="dxa"/>
+            <w:tcW w:w="1672" w:type="dxa"/>
             <w:shd w:val="clear" w:color="auto" w:fill="F4F7FB"/>
             <w:vAlign w:val="top"/>
           </w:tcPr>
@@ -4515,7 +4573,7 @@
         </w:tc>
         <w:tc>
           <w:tcPr>
-            <w:tcW w:w="2170" w:type="dxa"/>
+            <w:tcW w:w="2117" w:type="dxa"/>
             <w:shd w:val="clear" w:color="auto" w:fill="F4F7FB"/>
             <w:vAlign w:val="top"/>
           </w:tcPr>
@@ -4531,7 +4589,7 @@
         </w:tc>
         <w:tc>
           <w:tcPr>
-            <w:tcW w:w="2170" w:type="dxa"/>
+            <w:tcW w:w="2117" w:type="dxa"/>
             <w:shd w:val="clear" w:color="auto" w:fill="F4F7FB"/>
             <w:vAlign w:val="top"/>
           </w:tcPr>
@@ -4547,7 +4605,7 @@
         </w:tc>
         <w:tc>
           <w:tcPr>
-            <w:tcW w:w="1600" w:type="dxa"/>
+            <w:tcW w:w="1561" w:type="dxa"/>
             <w:shd w:val="clear" w:color="auto" w:fill="F4F7FB"/>
             <w:vAlign w:val="top"/>
           </w:tcPr>
@@ -4563,7 +4621,7 @@
         </w:tc>
         <w:tc>
           <w:tcPr>
-            <w:tcW w:w="1601" w:type="dxa"/>
+            <w:tcW w:w="1560" w:type="dxa"/>
             <w:shd w:val="clear" w:color="auto" w:fill="F4F7FB"/>
             <w:vAlign w:val="top"/>
           </w:tcPr>
@@ -4584,7 +4642,7 @@
         </w:trPr>
         <w:tc>
           <w:tcPr>
-            <w:tcW w:w="1486" w:type="dxa"/>
+            <w:tcW w:w="1672" w:type="dxa"/>
             <w:vAlign w:val="top"/>
           </w:tcPr>
           <w:p>
@@ -4599,7 +4657,7 @@
         </w:tc>
         <w:tc>
           <w:tcPr>
-            <w:tcW w:w="2170" w:type="dxa"/>
+            <w:tcW w:w="2117" w:type="dxa"/>
             <w:vAlign w:val="top"/>
           </w:tcPr>
           <w:p>
@@ -4614,7 +4672,7 @@
         </w:tc>
         <w:tc>
           <w:tcPr>
-            <w:tcW w:w="2170" w:type="dxa"/>
+            <w:tcW w:w="2117" w:type="dxa"/>
             <w:vAlign w:val="top"/>
           </w:tcPr>
           <w:p>
@@ -4629,7 +4687,7 @@
         </w:tc>
         <w:tc>
           <w:tcPr>
-            <w:tcW w:w="1600" w:type="dxa"/>
+            <w:tcW w:w="1561" w:type="dxa"/>
             <w:vAlign w:val="top"/>
           </w:tcPr>
           <w:p>
@@ -4644,7 +4702,7 @@
         </w:tc>
         <w:tc>
           <w:tcPr>
-            <w:tcW w:w="1601" w:type="dxa"/>
+            <w:tcW w:w="1560" w:type="dxa"/>
             <w:vAlign w:val="top"/>
           </w:tcPr>
           <w:p>
@@ -4664,7 +4722,7 @@
         </w:trPr>
         <w:tc>
           <w:tcPr>
-            <w:tcW w:w="1486" w:type="dxa"/>
+            <w:tcW w:w="1672" w:type="dxa"/>
             <w:shd w:val="clear" w:color="auto" w:fill="F4F7FB"/>
             <w:vAlign w:val="top"/>
           </w:tcPr>
@@ -4680,7 +4738,7 @@
         </w:tc>
         <w:tc>
           <w:tcPr>
-            <w:tcW w:w="2170" w:type="dxa"/>
+            <w:tcW w:w="2117" w:type="dxa"/>
             <w:shd w:val="clear" w:color="auto" w:fill="F4F7FB"/>
             <w:vAlign w:val="top"/>
           </w:tcPr>
@@ -4696,7 +4754,7 @@
         </w:tc>
         <w:tc>
           <w:tcPr>
-            <w:tcW w:w="2170" w:type="dxa"/>
+            <w:tcW w:w="2117" w:type="dxa"/>
             <w:shd w:val="clear" w:color="auto" w:fill="F4F7FB"/>
             <w:vAlign w:val="top"/>
           </w:tcPr>
@@ -4712,7 +4770,7 @@
         </w:tc>
         <w:tc>
           <w:tcPr>
-            <w:tcW w:w="1600" w:type="dxa"/>
+            <w:tcW w:w="1561" w:type="dxa"/>
             <w:shd w:val="clear" w:color="auto" w:fill="F4F7FB"/>
             <w:vAlign w:val="top"/>
           </w:tcPr>
@@ -4728,7 +4786,7 @@
         </w:tc>
         <w:tc>
           <w:tcPr>
-            <w:tcW w:w="1601" w:type="dxa"/>
+            <w:tcW w:w="1560" w:type="dxa"/>
             <w:shd w:val="clear" w:color="auto" w:fill="F4F7FB"/>
             <w:vAlign w:val="top"/>
           </w:tcPr>
@@ -4749,7 +4807,7 @@
         </w:trPr>
         <w:tc>
           <w:tcPr>
-            <w:tcW w:w="1486" w:type="dxa"/>
+            <w:tcW w:w="1672" w:type="dxa"/>
             <w:vAlign w:val="top"/>
           </w:tcPr>
           <w:p>
@@ -4764,7 +4822,7 @@
         </w:tc>
         <w:tc>
           <w:tcPr>
-            <w:tcW w:w="2170" w:type="dxa"/>
+            <w:tcW w:w="2117" w:type="dxa"/>
             <w:vAlign w:val="top"/>
           </w:tcPr>
           <w:p>
@@ -4779,7 +4837,7 @@
         </w:tc>
         <w:tc>
           <w:tcPr>
-            <w:tcW w:w="2170" w:type="dxa"/>
+            <w:tcW w:w="2117" w:type="dxa"/>
             <w:vAlign w:val="top"/>
           </w:tcPr>
           <w:p>
@@ -4794,7 +4852,7 @@
         </w:tc>
         <w:tc>
           <w:tcPr>
-            <w:tcW w:w="1600" w:type="dxa"/>
+            <w:tcW w:w="1561" w:type="dxa"/>
             <w:vAlign w:val="top"/>
           </w:tcPr>
           <w:p>
@@ -4809,7 +4867,7 @@
         </w:tc>
         <w:tc>
           <w:tcPr>
-            <w:tcW w:w="1601" w:type="dxa"/>
+            <w:tcW w:w="1560" w:type="dxa"/>
             <w:vAlign w:val="top"/>
           </w:tcPr>
           <w:p>
@@ -4829,7 +4887,7 @@
         </w:trPr>
         <w:tc>
           <w:tcPr>
-            <w:tcW w:w="1486" w:type="dxa"/>
+            <w:tcW w:w="1672" w:type="dxa"/>
             <w:shd w:val="clear" w:color="auto" w:fill="F4F7FB"/>
             <w:vAlign w:val="top"/>
           </w:tcPr>
@@ -4845,7 +4903,7 @@
         </w:tc>
         <w:tc>
           <w:tcPr>
-            <w:tcW w:w="2170" w:type="dxa"/>
+            <w:tcW w:w="2117" w:type="dxa"/>
             <w:shd w:val="clear" w:color="auto" w:fill="F4F7FB"/>
             <w:vAlign w:val="top"/>
           </w:tcPr>
@@ -4861,7 +4919,7 @@
         </w:tc>
         <w:tc>
           <w:tcPr>
-            <w:tcW w:w="2170" w:type="dxa"/>
+            <w:tcW w:w="2117" w:type="dxa"/>
             <w:shd w:val="clear" w:color="auto" w:fill="F4F7FB"/>
             <w:vAlign w:val="top"/>
           </w:tcPr>
@@ -4877,7 +4935,7 @@
         </w:tc>
         <w:tc>
           <w:tcPr>
-            <w:tcW w:w="1600" w:type="dxa"/>
+            <w:tcW w:w="1561" w:type="dxa"/>
             <w:shd w:val="clear" w:color="auto" w:fill="F4F7FB"/>
             <w:vAlign w:val="top"/>
           </w:tcPr>
@@ -4893,7 +4951,7 @@
         </w:tc>
         <w:tc>
           <w:tcPr>
-            <w:tcW w:w="1601" w:type="dxa"/>
+            <w:tcW w:w="1560" w:type="dxa"/>
             <w:shd w:val="clear" w:color="auto" w:fill="F4F7FB"/>
             <w:vAlign w:val="top"/>
           </w:tcPr>
@@ -4914,7 +4972,88 @@
         </w:trPr>
         <w:tc>
           <w:tcPr>
-            <w:tcW w:w="1486" w:type="dxa"/>
+            <w:tcW w:w="1672" w:type="dxa"/>
+            <w:vAlign w:val="top"/>
+          </w:tcPr>
+          <w:p>
+            <w:pPr>
+              <w:pStyle w:val="TableText"/>
+              <w:jc w:val="left"/>
+            </w:pPr>
+            <w:r>
+              <w:t xml:space="preserve">Quick-renewal eligibility</w:t>
+            </w:r>
+          </w:p>
+        </w:tc>
+        <w:tc>
+          <w:tcPr>
+            <w:tcW w:w="2117" w:type="dxa"/>
+            <w:vAlign w:val="top"/>
+          </w:tcPr>
+          <w:p>
+            <w:pPr>
+              <w:pStyle w:val="TableText"/>
+              <w:jc w:val="left"/>
+            </w:pPr>
+            <w:r>
+              <w:t xml:space="preserve">Fixed conditions with settings in the service levels rule set</w:t>
+            </w:r>
+          </w:p>
+        </w:tc>
+        <w:tc>
+          <w:tcPr>
+            <w:tcW w:w="2117" w:type="dxa"/>
+            <w:vAlign w:val="top"/>
+          </w:tcPr>
+          <w:p>
+            <w:pPr>
+              <w:pStyle w:val="TableText"/>
+              <w:jc w:val="left"/>
+            </w:pPr>
+            <w:r>
+              <w:t xml:space="preserve">Whether the 3-step quick renewal is offered; the full flow is always available and the declaration stays explicit</w:t>
+            </w:r>
+          </w:p>
+        </w:tc>
+        <w:tc>
+          <w:tcPr>
+            <w:tcW w:w="1561" w:type="dxa"/>
+            <w:vAlign w:val="top"/>
+          </w:tcPr>
+          <w:p>
+            <w:pPr>
+              <w:pStyle w:val="TableText"/>
+              <w:jc w:val="left"/>
+            </w:pPr>
+            <w:r>
+              <w:t xml:space="preserve">Low</w:t>
+            </w:r>
+          </w:p>
+        </w:tc>
+        <w:tc>
+          <w:tcPr>
+            <w:tcW w:w="1560" w:type="dxa"/>
+            <w:vAlign w:val="top"/>
+          </w:tcPr>
+          <w:p>
+            <w:pPr>
+              <w:pStyle w:val="TableText"/>
+              <w:jc w:val="left"/>
+            </w:pPr>
+            <w:r>
+              <w:t xml:space="preserve">Product and Compliance</w:t>
+            </w:r>
+          </w:p>
+        </w:tc>
+      </w:tr>
+      <w:tr>
+        <w:trPr>
+          <w:cantSplit/>
+        </w:trPr>
+        <w:tc>
+          <w:tcPr>
+            <w:tcW w:w="1672" w:type="dxa"/>
+            <w:shd w:val="clear" w:color="auto" w:fill="F4F7FB"/>
             <w:vAlign w:val="top"/>
           </w:tcPr>
           <w:p>
@@ -4929,7 +5068,8 @@
         </w:tc>
         <w:tc>
           <w:tcPr>
-            <w:tcW w:w="2170" w:type="dxa"/>
+            <w:tcW w:w="2117" w:type="dxa"/>
+            <w:shd w:val="clear" w:color="auto" w:fill="F4F7FB"/>
             <w:vAlign w:val="top"/>
           </w:tcPr>
           <w:p>
@@ -4944,7 +5084,8 @@
         </w:tc>
         <w:tc>
           <w:tcPr>
-            <w:tcW w:w="2170" w:type="dxa"/>
+            <w:tcW w:w="2117" w:type="dxa"/>
+            <w:shd w:val="clear" w:color="auto" w:fill="F4F7FB"/>
             <w:vAlign w:val="top"/>
           </w:tcPr>
           <w:p>
@@ -4959,7 +5100,8 @@
         </w:tc>
         <w:tc>
           <w:tcPr>
-            <w:tcW w:w="1600" w:type="dxa"/>
+            <w:tcW w:w="1561" w:type="dxa"/>
+            <w:shd w:val="clear" w:color="auto" w:fill="F4F7FB"/>
             <w:vAlign w:val="top"/>
           </w:tcPr>
           <w:p>
@@ -4974,7 +5116,8 @@
         </w:tc>
         <w:tc>
           <w:tcPr>
-            <w:tcW w:w="1601" w:type="dxa"/>
+            <w:tcW w:w="1560" w:type="dxa"/>
+            <w:shd w:val="clear" w:color="auto" w:fill="F4F7FB"/>
             <w:vAlign w:val="top"/>
           </w:tcPr>
           <w:p>
@@ -5064,8 +5207,8 @@
         <w:tblLook w:val="04A0" w:firstRow="1" w:lastRow="0" w:firstColumn="0" w:lastColumn="0" w:noHBand="0" w:noVBand="1"/>
       </w:tblPr>
       <w:tblGrid>
-        <w:gridCol w:w="2450"/>
-        <w:gridCol w:w="6577"/>
+        <w:gridCol w:w="2449"/>
+        <w:gridCol w:w="6578"/>
       </w:tblGrid>
       <w:tr>
         <w:trPr>
@@ -5074,7 +5217,7 @@
         </w:trPr>
         <w:tc>
           <w:tcPr>
-            <w:tcW w:w="2450" w:type="dxa"/>
+            <w:tcW w:w="2449" w:type="dxa"/>
             <w:shd w:val="clear" w:color="auto" w:fill="0F4761"/>
             <w:vAlign w:val="center"/>
           </w:tcPr>
@@ -5093,7 +5236,7 @@
         </w:tc>
         <w:tc>
           <w:tcPr>
-            <w:tcW w:w="6577" w:type="dxa"/>
+            <w:tcW w:w="6578" w:type="dxa"/>
             <w:shd w:val="clear" w:color="auto" w:fill="0F4761"/>
             <w:vAlign w:val="center"/>
           </w:tcPr>
@@ -5117,7 +5260,7 @@
         </w:trPr>
         <w:tc>
           <w:tcPr>
-            <w:tcW w:w="2450" w:type="dxa"/>
+            <w:tcW w:w="2449" w:type="dxa"/>
             <w:vAlign w:val="top"/>
           </w:tcPr>
           <w:p>
@@ -5132,7 +5275,7 @@
         </w:tc>
         <w:tc>
           <w:tcPr>
-            <w:tcW w:w="6577" w:type="dxa"/>
+            <w:tcW w:w="6578" w:type="dxa"/>
             <w:vAlign w:val="top"/>
           </w:tcPr>
           <w:p>
@@ -5152,7 +5295,7 @@
         </w:trPr>
         <w:tc>
           <w:tcPr>
-            <w:tcW w:w="2450" w:type="dxa"/>
+            <w:tcW w:w="2449" w:type="dxa"/>
             <w:shd w:val="clear" w:color="auto" w:fill="F4F7FB"/>
             <w:vAlign w:val="top"/>
           </w:tcPr>
@@ -5168,7 +5311,7 @@
         </w:tc>
         <w:tc>
           <w:tcPr>
-            <w:tcW w:w="6577" w:type="dxa"/>
+            <w:tcW w:w="6578" w:type="dxa"/>
             <w:shd w:val="clear" w:color="auto" w:fill="F4F7FB"/>
             <w:vAlign w:val="top"/>
           </w:tcPr>
@@ -5178,7 +5321,7 @@
               <w:jc w:val="left"/>
             </w:pPr>
             <w:r>
-              <w:t xml:space="preserve">Stated in the opening and trust lines; no dialogue state collects such data; payment happens only in the VETC app</w:t>
+              <w:t xml:space="preserve">Stated in the opening and trust lines; no dialogue state collects such data; payment happens only in the customer app</w:t>
             </w:r>
           </w:p>
         </w:tc>
@@ -5189,7 +5332,7 @@
         </w:trPr>
         <w:tc>
           <w:tcPr>
-            <w:tcW w:w="2450" w:type="dxa"/>
+            <w:tcW w:w="2449" w:type="dxa"/>
             <w:vAlign w:val="top"/>
           </w:tcPr>
           <w:p>
@@ -5204,7 +5347,7 @@
         </w:tc>
         <w:tc>
           <w:tcPr>
-            <w:tcW w:w="6577" w:type="dxa"/>
+            <w:tcW w:w="6578" w:type="dxa"/>
             <w:vAlign w:val="top"/>
           </w:tcPr>
           <w:p>
@@ -5224,7 +5367,7 @@
         </w:trPr>
         <w:tc>
           <w:tcPr>
-            <w:tcW w:w="2450" w:type="dxa"/>
+            <w:tcW w:w="2449" w:type="dxa"/>
             <w:shd w:val="clear" w:color="auto" w:fill="F4F7FB"/>
             <w:vAlign w:val="top"/>
           </w:tcPr>
@@ -5240,7 +5383,7 @@
         </w:tc>
         <w:tc>
           <w:tcPr>
-            <w:tcW w:w="6577" w:type="dxa"/>
+            <w:tcW w:w="6578" w:type="dxa"/>
             <w:shd w:val="clear" w:color="auto" w:fill="F4F7FB"/>
             <w:vAlign w:val="top"/>
           </w:tcPr>
@@ -5261,7 +5404,7 @@
         </w:trPr>
         <w:tc>
           <w:tcPr>
-            <w:tcW w:w="2450" w:type="dxa"/>
+            <w:tcW w:w="2449" w:type="dxa"/>
             <w:vAlign w:val="top"/>
           </w:tcPr>
           <w:p>
@@ -5276,7 +5419,7 @@
         </w:tc>
         <w:tc>
           <w:tcPr>
-            <w:tcW w:w="6577" w:type="dxa"/>
+            <w:tcW w:w="6578" w:type="dxa"/>
             <w:vAlign w:val="top"/>
           </w:tcPr>
           <w:p>
@@ -5296,7 +5439,7 @@
         </w:trPr>
         <w:tc>
           <w:tcPr>
-            <w:tcW w:w="2450" w:type="dxa"/>
+            <w:tcW w:w="2449" w:type="dxa"/>
             <w:shd w:val="clear" w:color="auto" w:fill="F4F7FB"/>
             <w:vAlign w:val="top"/>
           </w:tcPr>
@@ -5312,7 +5455,7 @@
         </w:tc>
         <w:tc>
           <w:tcPr>
-            <w:tcW w:w="6577" w:type="dxa"/>
+            <w:tcW w:w="6578" w:type="dxa"/>
             <w:shd w:val="clear" w:color="auto" w:fill="F4F7FB"/>
             <w:vAlign w:val="top"/>
           </w:tcPr>
@@ -5363,7 +5506,7 @@
         </w:trPr>
         <w:tc>
           <w:tcPr>
-            <w:tcW w:w="2450" w:type="dxa"/>
+            <w:tcW w:w="2449" w:type="dxa"/>
             <w:vAlign w:val="top"/>
           </w:tcPr>
           <w:p>
@@ -5378,7 +5521,7 @@
         </w:tc>
         <w:tc>
           <w:tcPr>
-            <w:tcW w:w="6577" w:type="dxa"/>
+            <w:tcW w:w="6578" w:type="dxa"/>
             <w:vAlign w:val="top"/>
           </w:tcPr>
           <w:p>
@@ -5398,7 +5541,7 @@
         </w:trPr>
         <w:tc>
           <w:tcPr>
-            <w:tcW w:w="2450" w:type="dxa"/>
+            <w:tcW w:w="2449" w:type="dxa"/>
             <w:shd w:val="clear" w:color="auto" w:fill="F4F7FB"/>
             <w:vAlign w:val="top"/>
           </w:tcPr>
@@ -5414,7 +5557,7 @@
         </w:tc>
         <w:tc>
           <w:tcPr>
-            <w:tcW w:w="6577" w:type="dxa"/>
+            <w:tcW w:w="6578" w:type="dxa"/>
             <w:shd w:val="clear" w:color="auto" w:fill="F4F7FB"/>
             <w:vAlign w:val="top"/>
           </w:tcPr>
@@ -5435,7 +5578,7 @@
         </w:trPr>
         <w:tc>
           <w:tcPr>
-            <w:tcW w:w="2450" w:type="dxa"/>
+            <w:tcW w:w="2449" w:type="dxa"/>
             <w:vAlign w:val="top"/>
           </w:tcPr>
           <w:p>
@@ -5450,7 +5593,7 @@
         </w:tc>
         <w:tc>
           <w:tcPr>
-            <w:tcW w:w="6577" w:type="dxa"/>
+            <w:tcW w:w="6578" w:type="dxa"/>
             <w:vAlign w:val="top"/>
           </w:tcPr>
           <w:p>
@@ -5470,7 +5613,7 @@
         </w:trPr>
         <w:tc>
           <w:tcPr>
-            <w:tcW w:w="2450" w:type="dxa"/>
+            <w:tcW w:w="2449" w:type="dxa"/>
             <w:shd w:val="clear" w:color="auto" w:fill="F4F7FB"/>
             <w:vAlign w:val="top"/>
           </w:tcPr>
@@ -5486,7 +5629,7 @@
         </w:tc>
         <w:tc>
           <w:tcPr>
-            <w:tcW w:w="6577" w:type="dxa"/>
+            <w:tcW w:w="6578" w:type="dxa"/>
             <w:shd w:val="clear" w:color="auto" w:fill="F4F7FB"/>
             <w:vAlign w:val="top"/>
           </w:tcPr>
@@ -5507,7 +5650,7 @@
         </w:trPr>
         <w:tc>
           <w:tcPr>
-            <w:tcW w:w="2450" w:type="dxa"/>
+            <w:tcW w:w="2449" w:type="dxa"/>
             <w:vAlign w:val="top"/>
           </w:tcPr>
           <w:p>
@@ -5522,7 +5665,7 @@
         </w:tc>
         <w:tc>
           <w:tcPr>
-            <w:tcW w:w="6577" w:type="dxa"/>
+            <w:tcW w:w="6578" w:type="dxa"/>
             <w:vAlign w:val="top"/>
           </w:tcPr>
           <w:p>
@@ -5569,7 +5712,7 @@
               <a:graphicData uri="http://schemas.openxmlformats.org/drawingml/2006/picture">
                 <pic:pic>
                   <pic:nvPicPr>
-                    <pic:cNvPr descr="/tmp/claude-0/-home-user-TASCO/19e5534d-12b5-5956-9b60-3e77efde0f49/scratchpad/gen/.cache/mermaid/c3d1e5bdbb7ad957.png" id="29" name="Picture"/>
+                    <pic:cNvPr descr="/home/user/TASCO/tools/docs-source/gen/.cache/mermaid/c3d1e5bdbb7ad957.png" id="29" name="Picture"/>
                     <pic:cNvPicPr>
                       <a:picLocks noChangeArrowheads="1" noChangeAspect="1"/>
                     </pic:cNvPicPr>
@@ -5624,7 +5767,7 @@
               <a:graphicData uri="http://schemas.openxmlformats.org/drawingml/2006/picture">
                 <pic:pic>
                   <pic:nvPicPr>
-                    <pic:cNvPr descr="/tmp/claude-0/-home-user-TASCO/19e5534d-12b5-5956-9b60-3e77efde0f49/scratchpad/gen/.cache/mermaid/58092e1678ad4678.png" id="32" name="Picture"/>
+                    <pic:cNvPr descr="/home/user/TASCO/tools/docs-source/gen/.cache/mermaid/58092e1678ad4678.png" id="32" name="Picture"/>
                     <pic:cNvPicPr>
                       <a:picLocks noChangeArrowheads="1" noChangeAspect="1"/>
                     </pic:cNvPicPr>
@@ -5705,7 +5848,7 @@
               <a:graphicData uri="http://schemas.openxmlformats.org/drawingml/2006/picture">
                 <pic:pic>
                   <pic:nvPicPr>
-                    <pic:cNvPr descr="/tmp/claude-0/-home-user-TASCO/19e5534d-12b5-5956-9b60-3e77efde0f49/scratchpad/gen/.cache/mermaid/2526f332ee1cf954.png" id="36" name="Picture"/>
+                    <pic:cNvPr descr="/home/user/TASCO/tools/docs-source/gen/.cache/mermaid/2526f332ee1cf954.png" id="36" name="Picture"/>
                     <pic:cNvPicPr>
                       <a:picLocks noChangeArrowheads="1" noChangeAspect="1"/>
                     </pic:cNvPicPr>
@@ -7099,9 +7242,9 @@
         <w:tblLook w:val="04A0" w:firstRow="1" w:lastRow="0" w:firstColumn="0" w:lastColumn="0" w:noHBand="0" w:noVBand="1"/>
       </w:tblPr>
       <w:tblGrid>
-        <w:gridCol w:w="1435"/>
-        <w:gridCol w:w="2700"/>
-        <w:gridCol w:w="4892"/>
+        <w:gridCol w:w="1412"/>
+        <w:gridCol w:w="2396"/>
+        <w:gridCol w:w="5219"/>
       </w:tblGrid>
       <w:tr>
         <w:trPr>
@@ -7110,7 +7253,7 @@
         </w:trPr>
         <w:tc>
           <w:tcPr>
-            <w:tcW w:w="1435" w:type="dxa"/>
+            <w:tcW w:w="1412" w:type="dxa"/>
             <w:shd w:val="clear" w:color="auto" w:fill="0F4761"/>
             <w:vAlign w:val="center"/>
           </w:tcPr>
@@ -7129,7 +7272,7 @@
         </w:tc>
         <w:tc>
           <w:tcPr>
-            <w:tcW w:w="2700" w:type="dxa"/>
+            <w:tcW w:w="2396" w:type="dxa"/>
             <w:shd w:val="clear" w:color="auto" w:fill="0F4761"/>
             <w:vAlign w:val="center"/>
           </w:tcPr>
@@ -7148,7 +7291,7 @@
         </w:tc>
         <w:tc>
           <w:tcPr>
-            <w:tcW w:w="4892" w:type="dxa"/>
+            <w:tcW w:w="5219" w:type="dxa"/>
             <w:shd w:val="clear" w:color="auto" w:fill="0F4761"/>
             <w:vAlign w:val="center"/>
           </w:tcPr>
@@ -7172,7 +7315,7 @@
         </w:trPr>
         <w:tc>
           <w:tcPr>
-            <w:tcW w:w="1435" w:type="dxa"/>
+            <w:tcW w:w="1412" w:type="dxa"/>
             <w:vAlign w:val="top"/>
           </w:tcPr>
           <w:p>
@@ -7187,7 +7330,7 @@
         </w:tc>
         <w:tc>
           <w:tcPr>
-            <w:tcW w:w="2700" w:type="dxa"/>
+            <w:tcW w:w="2396" w:type="dxa"/>
             <w:vAlign w:val="top"/>
           </w:tcPr>
           <w:p>
@@ -7202,7 +7345,7 @@
         </w:tc>
         <w:tc>
           <w:tcPr>
-            <w:tcW w:w="4892" w:type="dxa"/>
+            <w:tcW w:w="5219" w:type="dxa"/>
             <w:vAlign w:val="top"/>
           </w:tcPr>
           <w:p>
@@ -7222,7 +7365,7 @@
         </w:trPr>
         <w:tc>
           <w:tcPr>
-            <w:tcW w:w="1435" w:type="dxa"/>
+            <w:tcW w:w="1412" w:type="dxa"/>
             <w:shd w:val="clear" w:color="auto" w:fill="F4F7FB"/>
             <w:vAlign w:val="top"/>
           </w:tcPr>
@@ -7238,7 +7381,7 @@
         </w:tc>
         <w:tc>
           <w:tcPr>
-            <w:tcW w:w="2700" w:type="dxa"/>
+            <w:tcW w:w="2396" w:type="dxa"/>
             <w:shd w:val="clear" w:color="auto" w:fill="F4F7FB"/>
             <w:vAlign w:val="top"/>
           </w:tcPr>
@@ -7254,7 +7397,7 @@
         </w:tc>
         <w:tc>
           <w:tcPr>
-            <w:tcW w:w="4892" w:type="dxa"/>
+            <w:tcW w:w="5219" w:type="dxa"/>
             <w:shd w:val="clear" w:color="auto" w:fill="F4F7FB"/>
             <w:vAlign w:val="top"/>
           </w:tcPr>
@@ -7264,7 +7407,7 @@
               <w:jc w:val="left"/>
             </w:pPr>
             <w:r>
-              <w:t xml:space="preserve">Measure accuracy against TASCO-issued categories. Recommendation: when category confidence is below 0.8, require the customer or agent to confirm seats and usage before payment (not enforced today).</w:t>
+              <w:t xml:space="preserve">Measure accuracy against TASCO-issued categories. The customer app asks the customer to confirm use and seats before quoting in the full flow, and quick renewal requires a confirmation by TASCO core, a matching TASCO policy or the customer within 365 days. The same check is recommended on the server for telesales and partner quotes when category confidence is below 0.8.</w:t>
             </w:r>
           </w:p>
         </w:tc>
@@ -11013,7 +11156,7 @@
         </w:numPr>
       </w:pPr>
       <w:r>
-        <w:t xml:space="preserve">the lawful basis for processing and the disclosure of automated calls (Decree 13/2023/ND-CP; Law on Personal Data Protection 2025 and its implementing decree);</w:t>
+        <w:t xml:space="preserve">the lawful basis for processing and the disclosure of automated calls (Decree 13/2023/ND-CP; Personal Data Protection Law 91/2025/QH15 and its implementing decree);</w:t>
       </w:r>
     </w:p>
     <w:p>
@@ -11131,8 +11274,8 @@
       </w:tblPr>
       <w:tblGrid>
         <w:gridCol w:w="972"/>
-        <w:gridCol w:w="4910"/>
-        <w:gridCol w:w="2173"/>
+        <w:gridCol w:w="5055"/>
+        <w:gridCol w:w="2028"/>
         <w:gridCol w:w="972"/>
       </w:tblGrid>
       <w:tr>
@@ -11176,7 +11319,7 @@
         </w:tc>
         <w:tc>
           <w:tcPr>
-            <w:tcW w:w="4910" w:type="dxa"/>
+            <w:tcW w:w="5055" w:type="dxa"/>
             <w:shd w:val="clear" w:color="auto" w:fill="0F4761"/>
             <w:vAlign w:val="center"/>
           </w:tcPr>
@@ -11208,7 +11351,7 @@
         </w:tc>
         <w:tc>
           <w:tcPr>
-            <w:tcW w:w="2173" w:type="dxa"/>
+            <w:tcW w:w="2028" w:type="dxa"/>
             <w:shd w:val="clear" w:color="auto" w:fill="0F4761"/>
             <w:vAlign w:val="center"/>
           </w:tcPr>
@@ -11305,7 +11448,7 @@
         </w:tc>
         <w:tc>
           <w:tcPr>
-            <w:tcW w:w="4910" w:type="dxa"/>
+            <w:tcW w:w="5055" w:type="dxa"/>
             <w:vAlign w:val="top"/>
           </w:tcPr>
           <w:p>
@@ -11326,13 +11469,13 @@
                 <w:sz w:val="16"/>
                 <w:szCs w:val="16"/>
               </w:rPr>
-              <w:t xml:space="preserve">Automated-call disclosure and recording notice wording</w:t>
-            </w:r>
-          </w:p>
-        </w:tc>
-        <w:tc>
-          <w:tcPr>
-            <w:tcW w:w="2173" w:type="dxa"/>
+              <w:t xml:space="preserve">Automated-call disclosure, caller identity (the approved script names VETC) and recording notice wording</w:t>
+            </w:r>
+          </w:p>
+        </w:tc>
+        <w:tc>
+          <w:tcPr>
+            <w:tcW w:w="2028" w:type="dxa"/>
             <w:vAlign w:val="top"/>
           </w:tcPr>
           <w:p>
@@ -11419,7 +11562,7 @@
         </w:tc>
         <w:tc>
           <w:tcPr>
-            <w:tcW w:w="4910" w:type="dxa"/>
+            <w:tcW w:w="5055" w:type="dxa"/>
             <w:vAlign w:val="top"/>
           </w:tcPr>
           <w:p>
@@ -11446,7 +11589,7 @@
         </w:tc>
         <w:tc>
           <w:tcPr>
-            <w:tcW w:w="2173" w:type="dxa"/>
+            <w:tcW w:w="2028" w:type="dxa"/>
             <w:vAlign w:val="top"/>
           </w:tcPr>
           <w:p>
@@ -11533,7 +11676,7 @@
         </w:tc>
         <w:tc>
           <w:tcPr>
-            <w:tcW w:w="4910" w:type="dxa"/>
+            <w:tcW w:w="5055" w:type="dxa"/>
             <w:vAlign w:val="top"/>
           </w:tcPr>
           <w:p>
@@ -11560,7 +11703,7 @@
         </w:tc>
         <w:tc>
           <w:tcPr>
-            <w:tcW w:w="2173" w:type="dxa"/>
+            <w:tcW w:w="2028" w:type="dxa"/>
             <w:vAlign w:val="top"/>
           </w:tcPr>
           <w:p>
@@ -11647,7 +11790,7 @@
         </w:tc>
         <w:tc>
           <w:tcPr>
-            <w:tcW w:w="4910" w:type="dxa"/>
+            <w:tcW w:w="5055" w:type="dxa"/>
             <w:vAlign w:val="top"/>
           </w:tcPr>
           <w:p>
@@ -11674,7 +11817,7 @@
         </w:tc>
         <w:tc>
           <w:tcPr>
-            <w:tcW w:w="2173" w:type="dxa"/>
+            <w:tcW w:w="2028" w:type="dxa"/>
             <w:vAlign w:val="top"/>
           </w:tcPr>
           <w:p>
